--- a/paper/supplement.docx
+++ b/paper/supplement.docx
@@ -7,7 +7,7 @@
         <w:pStyle w:val="Title"/>
       </w:pPr>
       <w:r>
-        <w:t>Supplementary material for BIBE paper 54</w:t>
+        <w:t>Supplementary material</w:t>
       </w:r>
     </w:p>
     <w:p>
@@ -19,7 +19,7 @@
     </w:p>
     <w:p>
       <w:r>
-        <w:t>This supplement documents the original CSL-HDEMG experiment and the post-hoc analyses and exploratory experiments added during revision. The independent primary evaluation sample remains four participants. Revision checks reuse their data and are not a new confirmation cohort.</w:t>
+        <w:t>This supplement describes the CSL-HDEMG evaluation, post-hoc error analyses, and exploratory experiments on identity regularization and preprocessing. The primary evaluation and follow-up experiments use the same four participants.</w:t>
       </w:r>
     </w:p>
     <w:p>
@@ -86,7 +86,116 @@
     </w:p>
     <w:p>
       <w:r>
-        <w:t>The new safeguard uses J = CE + (1/7) Σ_j [(θ_j − θ_identity,j)/d_j]², where d_j is the maximum distance from identity to either allowed parameter bound. Identity is (0, 0, 0, 1, 1, 0, 0). The weight is exactly 1. The penalty is applied to physical constrained parameters during both candidate selection and 500-step optimization. No hyperparameter sweep was performed. This is a revision follow-up specified after the original outcomes were known, not a claim of historical preregistration.</w:t>
+        <w:t>Identity regularization uses the objective</w:t>
+      </w:r>
+    </w:p>
+    <w:p>
+      <w:pPr>
+        <w:jc w:val="center"/>
+      </w:pPr>
+      <m:oMathPara>
+        <m:oMath>
+          <m:r>
+            <m:t>J = CE + </m:t>
+          </m:r>
+          <m:f>
+            <m:num>
+              <m:r>
+                <m:t>1</m:t>
+              </m:r>
+            </m:num>
+            <m:den>
+              <m:r>
+                <m:t>7</m:t>
+              </m:r>
+            </m:den>
+          </m:f>
+          <m:nary>
+            <m:naryPr>
+              <m:chr m:val="∑"/>
+              <m:limLoc m:val="undOvr"/>
+            </m:naryPr>
+            <m:sub>
+              <m:r>
+                <m:t>j = 1</m:t>
+              </m:r>
+            </m:sub>
+            <m:sup>
+              <m:r>
+                <m:t>7</m:t>
+              </m:r>
+            </m:sup>
+            <m:e>
+              <m:sSup>
+                <m:e>
+                  <m:d>
+                    <m:dPr>
+                      <m:begChr m:val="["/>
+                      <m:endChr m:val="]"/>
+                    </m:dPr>
+                    <m:e>
+                      <m:f>
+                        <m:num>
+                          <m:sSub>
+                            <m:e>
+                              <m:r>
+                                <m:t>θ</m:t>
+                              </m:r>
+                            </m:e>
+                            <m:sub>
+                              <m:r>
+                                <m:t>j</m:t>
+                              </m:r>
+                            </m:sub>
+                          </m:sSub>
+                          <m:r>
+                            <m:t> − </m:t>
+                          </m:r>
+                          <m:sSub>
+                            <m:e>
+                              <m:r>
+                                <m:t>θ</m:t>
+                              </m:r>
+                            </m:e>
+                            <m:sub>
+                              <m:r>
+                                <m:t>identity,j</m:t>
+                              </m:r>
+                            </m:sub>
+                          </m:sSub>
+                        </m:num>
+                        <m:den>
+                          <m:sSub>
+                            <m:e>
+                              <m:r>
+                                <m:t>d</m:t>
+                              </m:r>
+                            </m:e>
+                            <m:sub>
+                              <m:r>
+                                <m:t>j</m:t>
+                              </m:r>
+                            </m:sub>
+                          </m:sSub>
+                        </m:den>
+                      </m:f>
+                    </m:e>
+                  </m:d>
+                </m:e>
+                <m:sup>
+                  <m:r>
+                    <m:t>2</m:t>
+                  </m:r>
+                </m:sup>
+              </m:sSup>
+            </m:e>
+          </m:nary>
+        </m:oMath>
+      </m:oMathPara>
+    </w:p>
+    <w:p>
+      <w:r>
+        <w:t>where dⱼ is the maximum distance from identity to either allowed parameter bound. Identity is (0, 0, 0, 1, 1, 0, 0). The penalty has unit weight and acts on the physical constrained parameters during candidate selection and 500-step optimization. This experiment was specified after the original outcomes were known, with no hyperparameter sweep.</w:t>
       </w:r>
     </w:p>
     <w:p>
@@ -2674,12 +2783,12 @@
         <w:pageBreakBefore/>
       </w:pPr>
       <w:r>
-        <w:t>S3 Revision follow-up outcomes</w:t>
+        <w:t>S3 Exploratory experiment outcomes</w:t>
       </w:r>
     </w:p>
     <w:p>
       <w:r>
-        <w:t>All results below use session pair 1→2 for participants 2–5 and all eight calibration gestures: 32 cases per variant. This pair is the one used in the original search-seed control, not a newly selected best pair. The original frozen means differ from the all-pair mean. New preprocessing conditions retrain the source model under the original training schedule and use their own frozen comparators.</w:t>
+        <w:t>All results below use session pair 1→2 for participants 2–5 and all eight calibration gestures, giving 32 cases per variant. The session pair was retained from the original search-seed control. Its frozen accuracy differs from the all-pair mean. Each preprocessing condition retrains the source model under the original training schedule and uses its own frozen comparator.</w:t>
       </w:r>
     </w:p>
     <w:tbl>
@@ -4678,12 +4787,12 @@
     <w:p/>
     <w:p>
       <w:r>
-        <w:t>Identity regularization increases other-class mean accuracy for both spatial conditions on this pair, but spatial + gain remains below frozen. It lowers held-out calibrated-class accuracy, so the apparent safeguard benefit is not a free improvement on every endpoint. This result does not identify an optimal penalty or establish a deployment guarantee. Activating baseline subtraction and reverting to literal mapping change absolute performance; the combined method remains below its matched frozen other-class mean in these two restricted checks.</w:t>
+        <w:t>Identity regularization increases mean other-class accuracy for both spatial conditions on this pair, while reducing held-out calibrated-class accuracy. Spatial + gain remains below frozen. The fixed penalty weight was not optimized, and its performance on other session pairs remains untested. Baseline subtraction and literal mapping change absolute accuracy, but the combined method remains below its matched frozen other-class mean under both preprocessing conditions.</w:t>
       </w:r>
     </w:p>
     <w:p>
       <w:r>
-        <w:t>A second multi-session HD-EMG dataset was not added. The separate later GRABMyo/SeNic study is not substituted for a matched replication of this BIBE protocol. The main paper explicitly limits generalization and calls for independent validation.</w:t>
+        <w:t>These experiments assess sensitivity within the original cohort. Generalization to new participants and a second multi-session dataset requires independent evaluation.</w:t>
       </w:r>
     </w:p>
     <w:p>
@@ -7304,12 +7413,12 @@
     </w:p>
     <w:p>
       <w:r>
-        <w:t>The revision executed three portable analysis scripts: original table reproduction, error/confusion/sign-flip analysis, and follow-up summary reproduction. Each passed numerical checks to 1e-12. New experiments produced 192 adapted checkpoints; each was reloaded and produced exactly matching frame labels with inference batch size 257 instead of 1,024. Saved frame votes were independently reconstructed for all 288 new method-case records; trial IDs matched the original pair. Original and regularized frozen trial predictions agreed exactly. These checks do not make the four participants statistically independent of prior analyses.</w:t>
+        <w:t>Three analysis scripts reproduce the original tables, error and sign-flip analyses, and follow-up summaries, with numerical comparisons at an absolute tolerance of 1e-12. The follow-up experiments produced 192 adapted checkpoints. After reloading, each checkpoint reproduced its frame labels exactly with inference batch size 257 instead of 1,024. Frame votes were independently reconstructed for all 288 follow-up method-case records, and trial identities matched the original pair. Frozen predictions agreed exactly between the original and regularized conditions.</w:t>
       </w:r>
     </w:p>
     <w:p>
       <w:r>
-        <w:t>The analysis package includes saved trial predictions and full numerical tables but excludes raw signals, processed caches, and model banks. Follow-up run settings and script hashes are recorded in followup_protocol.json. Historical upstream source is pinned to revision 7c5a075a58dff06566b82965f8235ba744377fb8. The existing public repository for the later manuscript was not edited.</w:t>
+        <w:t>The repository includes trial predictions and numerical summaries; raw signals, processed caches, and model checkpoints are excluded. Experiment settings and script hashes are recorded in protocols/followup_protocol.json. The upstream source is pinned to revision 7c5a075a58dff06566b82965f8235ba744377fb8.</w:t>
       </w:r>
     </w:p>
     <w:p>

--- a/paper/supplement.docx
+++ b/paper/supplement.docx
@@ -31905,16 +31905,4 @@
   </a:objectDefaults>
   <a:extraClrSchemeLst/>
 </a:theme>
-</file>
-
-<file path=customXml/item1.xml><?xml version="1.0" encoding="utf-8"?>
-<b:Sources xmlns:b="http://schemas.openxmlformats.org/officeDocument/2006/bibliography" xmlns="http://schemas.openxmlformats.org/officeDocument/2006/bibliography" SelectedStyle="/APA.XSL" StyleName="APA"/>
-</file>
-
-<file path=customXml/itemProps1.xml><?xml version="1.0" encoding="utf-8"?>
-<ds:datastoreItem xmlns:ds="http://schemas.openxmlformats.org/officeDocument/2006/customXml" ds:itemID="{EF278816-EC6F-A645-907D-7F25AECB1D4A}">
-  <ds:schemaRefs>
-    <ds:schemaRef ds:uri="http://schemas.openxmlformats.org/officeDocument/2006/bibliography"/>
-  </ds:schemaRefs>
-</ds:datastoreItem>
 </file>